--- a/filess/23cs056_Practical13.docx
+++ b/filess/23cs056_Practical13.docx
@@ -494,6 +494,16 @@
               </w:rPr>
               <w:t xml:space="preserve"> </w:t>
             </w:r>
+            <w:hyperlink r:id="rId6" w:history="1">
+              <w:r>
+                <w:rPr>
+                  <w:rStyle w:val="Hyperlink"/>
+                  <w:b/>
+                  <w:bCs/>
+                </w:rPr>
+                <w:t>https://github.com/Yash-109/FSD/tree/main/practical-13</w:t>
+              </w:r>
+            </w:hyperlink>
           </w:p>
         </w:tc>
       </w:tr>
@@ -576,7 +586,7 @@
                           <pic:cNvPicPr/>
                         </pic:nvPicPr>
                         <pic:blipFill>
-                          <a:blip r:embed="rId6"/>
+                          <a:blip r:embed="rId7"/>
                           <a:stretch>
                             <a:fillRect/>
                           </a:stretch>
@@ -605,6 +615,12 @@
               <w:pStyle w:val="TableContents"/>
               <w:jc w:val="center"/>
             </w:pPr>
+          </w:p>
+          <w:p>
+            <w:pPr>
+              <w:pStyle w:val="TableContents"/>
+              <w:jc w:val="center"/>
+            </w:pPr>
             <w:r>
               <w:t xml:space="preserve">Figure 1: </w:t>
             </w:r>
@@ -674,7 +690,7 @@
                           <pic:cNvPicPr/>
                         </pic:nvPicPr>
                         <pic:blipFill>
-                          <a:blip r:embed="rId7"/>
+                          <a:blip r:embed="rId8"/>
                           <a:stretch>
                             <a:fillRect/>
                           </a:stretch>
@@ -743,8 +759,8 @@
       </w:pPr>
     </w:p>
     <w:sectPr>
-      <w:headerReference w:type="default" r:id="rId8"/>
-      <w:footerReference w:type="default" r:id="rId9"/>
+      <w:headerReference w:type="default" r:id="rId9"/>
+      <w:footerReference w:type="default" r:id="rId10"/>
       <w:pgSz w:w="11909" w:h="16834"/>
       <w:pgMar w:top="1134" w:right="1134" w:bottom="1134" w:left="1134" w:header="720" w:footer="720" w:gutter="0"/>
       <w:cols w:space="720"/>
@@ -850,10 +866,18 @@
     </w:r>
     <w:r>
       <w:tab/>
-      <w:t>23CS05</w:t>
+      <w:t>23CS</w:t>
+    </w:r>
+    <w:proofErr w:type="gramStart"/>
+    <w:r>
+      <w:t>05</w:t>
     </w:r>
     <w:r>
-      <w:t>6:Yash Parmar</w:t>
+      <w:t>6:Yash</w:t>
+    </w:r>
+    <w:proofErr w:type="gramEnd"/>
+    <w:r>
+      <w:t xml:space="preserve"> Parmar</w:t>
     </w:r>
   </w:p>
 </w:hdr>
